--- a/Module 1/1.6. Modules (ESM) importexport, tree-shaking, circular deps.docx
+++ b/Module 1/1.6. Modules (ESM) importexport, tree-shaking, circular deps.docx
@@ -28,7 +28,7 @@
     <w:p>
       <w:r>
         <w:pict w14:anchorId="711D837F">
-          <v:rect id="_x0000_i1097" style="width:0;height:1.5pt" o:hralign="center" o:hrstd="t" o:hr="t" fillcolor="#a0a0a0" stroked="f"/>
+          <v:rect id="_x0000_i1025" style="width:0;height:1.5pt" o:hralign="center" o:hrstd="t" o:hr="t" fillcolor="#a0a0a0" stroked="f"/>
         </w:pict>
       </w:r>
     </w:p>
@@ -200,12 +200,39 @@
           <w:numId w:val="1"/>
         </w:numPr>
       </w:pPr>
-      <w:r>
-        <w:rPr>
-          <w:b/>
-          <w:bCs/>
-        </w:rPr>
-        <w:t>CommonJS (require, module.exports)</w:t>
+      <w:proofErr w:type="spellStart"/>
+      <w:r>
+        <w:rPr>
+          <w:b/>
+          <w:bCs/>
+        </w:rPr>
+        <w:t>CommonJS</w:t>
+      </w:r>
+      <w:proofErr w:type="spellEnd"/>
+      <w:r>
+        <w:rPr>
+          <w:b/>
+          <w:bCs/>
+        </w:rPr>
+        <w:t xml:space="preserve"> (require, </w:t>
+      </w:r>
+      <w:proofErr w:type="spellStart"/>
+      <w:proofErr w:type="gramStart"/>
+      <w:r>
+        <w:rPr>
+          <w:b/>
+          <w:bCs/>
+        </w:rPr>
+        <w:t>module.exports</w:t>
+      </w:r>
+      <w:proofErr w:type="spellEnd"/>
+      <w:proofErr w:type="gramEnd"/>
+      <w:r>
+        <w:rPr>
+          <w:b/>
+          <w:bCs/>
+        </w:rPr>
+        <w:t>)</w:t>
       </w:r>
       <w:r>
         <w:t xml:space="preserve"> — used in Node.js</w:t>
@@ -226,16 +253,28 @@
           <w:b/>
           <w:bCs/>
         </w:rPr>
-        <w:t>Now we use ES Modules (ESM)</w:t>
-      </w:r>
-      <w:r>
-        <w:t xml:space="preserve"> — standard in modern JS.</w:t>
+        <w:t>Now we use ES Modules (</w:t>
+      </w:r>
+      <w:proofErr w:type="gramStart"/>
+      <w:r>
+        <w:rPr>
+          <w:b/>
+          <w:bCs/>
+        </w:rPr>
+        <w:t>ESM)</w:t>
+      </w:r>
+      <w:r>
+        <w:t xml:space="preserve"> —</w:t>
+      </w:r>
+      <w:proofErr w:type="gramEnd"/>
+      <w:r>
+        <w:t xml:space="preserve"> standard in modern JS.</w:t>
       </w:r>
     </w:p>
     <w:p>
       <w:r>
         <w:pict w14:anchorId="144A91C8">
-          <v:rect id="_x0000_i1098" style="width:0;height:1.5pt" o:hralign="center" o:hrstd="t" o:hr="t" fillcolor="#a0a0a0" stroked="f"/>
+          <v:rect id="_x0000_i1026" style="width:0;height:1.5pt" o:hralign="center" o:hrstd="t" o:hr="t" fillcolor="#a0a0a0" stroked="f"/>
         </w:pict>
       </w:r>
     </w:p>
@@ -299,7 +338,7 @@
     <w:p>
       <w:r>
         <w:pict w14:anchorId="0BC755D7">
-          <v:rect id="_x0000_i1099" style="width:0;height:1.5pt" o:hralign="center" o:hrstd="t" o:hr="t" fillcolor="#a0a0a0" stroked="f"/>
+          <v:rect id="_x0000_i1027" style="width:0;height:1.5pt" o:hralign="center" o:hrstd="t" o:hr="t" fillcolor="#a0a0a0" stroked="f"/>
         </w:pict>
       </w:r>
     </w:p>
@@ -333,13 +372,23 @@
     </w:p>
     <w:p>
       <w:r>
-        <w:t>export const add = (a, b) =&gt; a + b;</w:t>
-      </w:r>
-    </w:p>
-    <w:p>
-      <w:r>
-        <w:t>export const subtract = (a, b) =&gt; a - b;</w:t>
-      </w:r>
+        <w:t xml:space="preserve">export const add = (a, b) =&gt; a + </w:t>
+      </w:r>
+      <w:proofErr w:type="gramStart"/>
+      <w:r>
+        <w:t>b;</w:t>
+      </w:r>
+      <w:proofErr w:type="gramEnd"/>
+    </w:p>
+    <w:p>
+      <w:r>
+        <w:t xml:space="preserve">export const subtract = (a, b) =&gt; a - </w:t>
+      </w:r>
+      <w:proofErr w:type="gramStart"/>
+      <w:r>
+        <w:t>b;</w:t>
+      </w:r>
+      <w:proofErr w:type="gramEnd"/>
     </w:p>
     <w:p>
       <w:r>
@@ -348,13 +397,39 @@
     </w:p>
     <w:p>
       <w:r>
-        <w:t>import { add, subtract } from './utils.js';</w:t>
-      </w:r>
+        <w:t xml:space="preserve">import </w:t>
+      </w:r>
+      <w:proofErr w:type="gramStart"/>
+      <w:r>
+        <w:t>{ add</w:t>
+      </w:r>
+      <w:proofErr w:type="gramEnd"/>
+      <w:r>
+        <w:t xml:space="preserve">, </w:t>
+      </w:r>
+      <w:proofErr w:type="gramStart"/>
+      <w:r>
+        <w:t>subtract }</w:t>
+      </w:r>
+      <w:proofErr w:type="gramEnd"/>
+      <w:r>
+        <w:t xml:space="preserve"> from './utils.js</w:t>
+      </w:r>
+      <w:proofErr w:type="gramStart"/>
+      <w:r>
+        <w:t>';</w:t>
+      </w:r>
+      <w:proofErr w:type="gramEnd"/>
     </w:p>
     <w:p/>
     <w:p>
-      <w:r>
-        <w:t>console.log(add(5, 3)); // 8</w:t>
+      <w:proofErr w:type="gramStart"/>
+      <w:r>
+        <w:t>console.log(add(</w:t>
+      </w:r>
+      <w:proofErr w:type="gramEnd"/>
+      <w:r>
+        <w:t>5, 3)); // 8</w:t>
       </w:r>
     </w:p>
     <w:p>
@@ -421,7 +496,7 @@
     <w:p>
       <w:r>
         <w:pict w14:anchorId="7934C4B6">
-          <v:rect id="_x0000_i1100" style="width:0;height:1.5pt" o:hralign="center" o:hrstd="t" o:hr="t" fillcolor="#a0a0a0" stroked="f"/>
+          <v:rect id="_x0000_i1028" style="width:0;height:1.5pt" o:hralign="center" o:hrstd="t" o:hr="t" fillcolor="#a0a0a0" stroked="f"/>
         </w:pict>
       </w:r>
     </w:p>
@@ -455,13 +530,31 @@
     </w:p>
     <w:p>
       <w:r>
-        <w:t>export default function multiply(a, b) {</w:t>
-      </w:r>
-    </w:p>
-    <w:p>
-      <w:r>
-        <w:t xml:space="preserve">  return a * b;</w:t>
-      </w:r>
+        <w:t xml:space="preserve">export default function </w:t>
+      </w:r>
+      <w:proofErr w:type="gramStart"/>
+      <w:r>
+        <w:t>multiply(</w:t>
+      </w:r>
+      <w:proofErr w:type="gramEnd"/>
+      <w:r>
+        <w:t xml:space="preserve">a, </w:t>
+      </w:r>
+      <w:proofErr w:type="gramStart"/>
+      <w:r>
+        <w:t>b) {</w:t>
+      </w:r>
+      <w:proofErr w:type="gramEnd"/>
+    </w:p>
+    <w:p>
+      <w:r>
+        <w:t xml:space="preserve">  return a * </w:t>
+      </w:r>
+      <w:proofErr w:type="gramStart"/>
+      <w:r>
+        <w:t>b;</w:t>
+      </w:r>
+      <w:proofErr w:type="gramEnd"/>
     </w:p>
     <w:p>
       <w:r>
@@ -479,8 +572,13 @@
       </w:r>
     </w:p>
     <w:p>
-      <w:r>
-        <w:t>console.log(multiply(4, 5)); // 20</w:t>
+      <w:proofErr w:type="gramStart"/>
+      <w:r>
+        <w:t>console.log(multiply(</w:t>
+      </w:r>
+      <w:proofErr w:type="gramEnd"/>
+      <w:r>
+        <w:t>4, 5)); // 20</w:t>
       </w:r>
     </w:p>
     <w:p>
@@ -546,7 +644,7 @@
     <w:p>
       <w:r>
         <w:pict w14:anchorId="786B6F60">
-          <v:rect id="_x0000_i1101" style="width:0;height:1.5pt" o:hralign="center" o:hrstd="t" o:hr="t" fillcolor="#a0a0a0" stroked="f"/>
+          <v:rect id="_x0000_i1029" style="width:0;height:1.5pt" o:hralign="center" o:hrstd="t" o:hr="t" fillcolor="#a0a0a0" stroked="f"/>
         </w:pict>
       </w:r>
     </w:p>
@@ -557,6 +655,7 @@
           <w:bCs/>
         </w:rPr>
       </w:pPr>
+      <w:proofErr w:type="gramStart"/>
       <w:r>
         <w:rPr>
           <w:rFonts w:ascii="Segoe UI Emoji" w:hAnsi="Segoe UI Emoji" w:cs="Segoe UI Emoji"/>
@@ -570,7 +669,15 @@
           <w:b/>
           <w:bCs/>
         </w:rPr>
-        <w:t xml:space="preserve"> C. Combining Both</w:t>
+        <w:t xml:space="preserve"> C.</w:t>
+      </w:r>
+      <w:proofErr w:type="gramEnd"/>
+      <w:r>
+        <w:rPr>
+          <w:b/>
+          <w:bCs/>
+        </w:rPr>
+        <w:t xml:space="preserve"> Combining Both</w:t>
       </w:r>
     </w:p>
     <w:p>
@@ -580,18 +687,33 @@
     </w:p>
     <w:p>
       <w:r>
-        <w:t>export const divide = (a, b) =&gt; a / b;</w:t>
-      </w:r>
-    </w:p>
-    <w:p>
-      <w:r>
-        <w:t>export default function square(x) {</w:t>
-      </w:r>
-    </w:p>
-    <w:p>
-      <w:r>
-        <w:t xml:space="preserve">  return x * x;</w:t>
-      </w:r>
+        <w:t xml:space="preserve">export const divide = (a, b) =&gt; a / </w:t>
+      </w:r>
+      <w:proofErr w:type="gramStart"/>
+      <w:r>
+        <w:t>b;</w:t>
+      </w:r>
+      <w:proofErr w:type="gramEnd"/>
+    </w:p>
+    <w:p>
+      <w:r>
+        <w:t>export default function square(</w:t>
+      </w:r>
+      <w:proofErr w:type="gramStart"/>
+      <w:r>
+        <w:t>x) {</w:t>
+      </w:r>
+      <w:proofErr w:type="gramEnd"/>
+    </w:p>
+    <w:p>
+      <w:r>
+        <w:t xml:space="preserve">  return x * </w:t>
+      </w:r>
+      <w:proofErr w:type="gramStart"/>
+      <w:r>
+        <w:t>x;</w:t>
+      </w:r>
+      <w:proofErr w:type="gramEnd"/>
     </w:p>
     <w:p>
       <w:r>
@@ -605,23 +727,49 @@
     </w:p>
     <w:p>
       <w:r>
-        <w:t>import square, { divide } from './helpers.js';</w:t>
-      </w:r>
-    </w:p>
-    <w:p>
-      <w:r>
-        <w:t>console.log(square(4)); // 16</w:t>
-      </w:r>
-    </w:p>
-    <w:p>
-      <w:r>
-        <w:t>console.log(divide(8, 2)); // 4</w:t>
+        <w:t xml:space="preserve">import square, </w:t>
+      </w:r>
+      <w:proofErr w:type="gramStart"/>
+      <w:r>
+        <w:t>{ divide</w:t>
+      </w:r>
+      <w:proofErr w:type="gramEnd"/>
+      <w:r>
+        <w:t xml:space="preserve"> } from './helpers.js</w:t>
+      </w:r>
+      <w:proofErr w:type="gramStart"/>
+      <w:r>
+        <w:t>';</w:t>
+      </w:r>
+      <w:proofErr w:type="gramEnd"/>
+    </w:p>
+    <w:p>
+      <w:r>
+        <w:t>console.log(</w:t>
+      </w:r>
+      <w:proofErr w:type="gramStart"/>
+      <w:r>
+        <w:t>square(</w:t>
+      </w:r>
+      <w:proofErr w:type="gramEnd"/>
+      <w:r>
+        <w:t>4)); // 16</w:t>
+      </w:r>
+    </w:p>
+    <w:p>
+      <w:proofErr w:type="gramStart"/>
+      <w:r>
+        <w:t>console.log(divide(</w:t>
+      </w:r>
+      <w:proofErr w:type="gramEnd"/>
+      <w:r>
+        <w:t>8, 2)); // 4</w:t>
       </w:r>
     </w:p>
     <w:p>
       <w:r>
         <w:pict w14:anchorId="4C9CC06B">
-          <v:rect id="_x0000_i1102" style="width:0;height:1.5pt" o:hralign="center" o:hrstd="t" o:hr="t" fillcolor="#a0a0a0" stroked="f"/>
+          <v:rect id="_x0000_i1030" style="width:0;height:1.5pt" o:hralign="center" o:hrstd="t" o:hr="t" fillcolor="#a0a0a0" stroked="f"/>
         </w:pict>
       </w:r>
     </w:p>
@@ -691,7 +839,15 @@
       </w:r>
       <w:r>
         <w:br/>
-        <w:t>api.js, userSlice.js, Navbar.jsx, etc.</w:t>
+        <w:t xml:space="preserve">api.js, userSlice.js, </w:t>
+      </w:r>
+      <w:proofErr w:type="spellStart"/>
+      <w:r>
+        <w:t>Navbar.jsx</w:t>
+      </w:r>
+      <w:proofErr w:type="spellEnd"/>
+      <w:r>
+        <w:t>, etc.</w:t>
       </w:r>
     </w:p>
     <w:p>
@@ -758,7 +914,28 @@
     </w:p>
     <w:p>
       <w:r>
-        <w:t>export function fetchUsers() { ... }</w:t>
+        <w:t xml:space="preserve">export function </w:t>
+      </w:r>
+      <w:proofErr w:type="spellStart"/>
+      <w:proofErr w:type="gramStart"/>
+      <w:r>
+        <w:t>fetchUsers</w:t>
+      </w:r>
+      <w:proofErr w:type="spellEnd"/>
+      <w:r>
+        <w:t>(</w:t>
+      </w:r>
+      <w:proofErr w:type="gramEnd"/>
+      <w:r>
+        <w:t xml:space="preserve">) </w:t>
+      </w:r>
+      <w:proofErr w:type="gramStart"/>
+      <w:r>
+        <w:t>{ ...</w:t>
+      </w:r>
+      <w:proofErr w:type="gramEnd"/>
+      <w:r>
+        <w:t xml:space="preserve"> }</w:t>
       </w:r>
     </w:p>
     <w:p/>
@@ -769,13 +946,31 @@
     </w:p>
     <w:p>
       <w:r>
-        <w:t>import { fetchUsers } from './userService.js';</w:t>
-      </w:r>
+        <w:t xml:space="preserve">import </w:t>
+      </w:r>
+      <w:proofErr w:type="gramStart"/>
+      <w:r>
+        <w:t xml:space="preserve">{ </w:t>
+      </w:r>
+      <w:proofErr w:type="spellStart"/>
+      <w:r>
+        <w:t>fetchUsers</w:t>
+      </w:r>
+      <w:proofErr w:type="spellEnd"/>
+      <w:proofErr w:type="gramEnd"/>
+      <w:r>
+        <w:t xml:space="preserve"> } from './userService.js</w:t>
+      </w:r>
+      <w:proofErr w:type="gramStart"/>
+      <w:r>
+        <w:t>';</w:t>
+      </w:r>
+      <w:proofErr w:type="gramEnd"/>
     </w:p>
     <w:p>
       <w:r>
         <w:pict w14:anchorId="348E9D2B">
-          <v:rect id="_x0000_i1103" style="width:0;height:1.5pt" o:hralign="center" o:hrstd="t" o:hr="t" fillcolor="#a0a0a0" stroked="f"/>
+          <v:rect id="_x0000_i1031" style="width:0;height:1.5pt" o:hralign="center" o:hrstd="t" o:hr="t" fillcolor="#a0a0a0" stroked="f"/>
         </w:pict>
       </w:r>
     </w:p>
@@ -865,17 +1060,41 @@
     </w:p>
     <w:p>
       <w:r>
-        <w:t>export function a() {}</w:t>
-      </w:r>
-    </w:p>
-    <w:p>
-      <w:r>
-        <w:t>export function b() {}</w:t>
-      </w:r>
-    </w:p>
-    <w:p>
-      <w:r>
-        <w:t>export function c() {}</w:t>
+        <w:t xml:space="preserve">export function </w:t>
+      </w:r>
+      <w:proofErr w:type="gramStart"/>
+      <w:r>
+        <w:t>a(</w:t>
+      </w:r>
+      <w:proofErr w:type="gramEnd"/>
+      <w:r>
+        <w:t>) {}</w:t>
+      </w:r>
+    </w:p>
+    <w:p>
+      <w:r>
+        <w:t xml:space="preserve">export function </w:t>
+      </w:r>
+      <w:proofErr w:type="gramStart"/>
+      <w:r>
+        <w:t>b(</w:t>
+      </w:r>
+      <w:proofErr w:type="gramEnd"/>
+      <w:r>
+        <w:t>) {}</w:t>
+      </w:r>
+    </w:p>
+    <w:p>
+      <w:r>
+        <w:t xml:space="preserve">export function </w:t>
+      </w:r>
+      <w:proofErr w:type="gramStart"/>
+      <w:r>
+        <w:t>c(</w:t>
+      </w:r>
+      <w:proofErr w:type="gramEnd"/>
+      <w:r>
+        <w:t>) {}</w:t>
       </w:r>
     </w:p>
     <w:p>
@@ -885,8 +1104,21 @@
     </w:p>
     <w:p>
       <w:r>
-        <w:t>import { a } from './utils.js';</w:t>
-      </w:r>
+        <w:t xml:space="preserve">import </w:t>
+      </w:r>
+      <w:proofErr w:type="gramStart"/>
+      <w:r>
+        <w:t>{ a</w:t>
+      </w:r>
+      <w:proofErr w:type="gramEnd"/>
+      <w:r>
+        <w:t xml:space="preserve"> } from './utils.js</w:t>
+      </w:r>
+      <w:proofErr w:type="gramStart"/>
+      <w:r>
+        <w:t>';</w:t>
+      </w:r>
+      <w:proofErr w:type="gramEnd"/>
     </w:p>
     <w:p>
       <w:r>
@@ -937,7 +1169,15 @@
         <w:t>Rollup</w:t>
       </w:r>
       <w:r>
-        <w:t>) sees only a is used.</w:t>
+        <w:t xml:space="preserve">) sees only </w:t>
+      </w:r>
+      <w:proofErr w:type="gramStart"/>
+      <w:r>
+        <w:t>a is</w:t>
+      </w:r>
+      <w:proofErr w:type="gramEnd"/>
+      <w:r>
+        <w:t xml:space="preserve"> used.</w:t>
       </w:r>
     </w:p>
     <w:p>
@@ -994,7 +1234,7 @@
     <w:p>
       <w:r>
         <w:pict w14:anchorId="5E303B5C">
-          <v:rect id="_x0000_i1104" style="width:0;height:1.5pt" o:hralign="center" o:hrstd="t" o:hr="t" fillcolor="#a0a0a0" stroked="f"/>
+          <v:rect id="_x0000_i1032" style="width:0;height:1.5pt" o:hralign="center" o:hrstd="t" o:hr="t" fillcolor="#a0a0a0" stroked="f"/>
         </w:pict>
       </w:r>
     </w:p>
@@ -1073,18 +1313,41 @@
     </w:p>
     <w:p>
       <w:r>
-        <w:t>import { b } from './b.js';</w:t>
-      </w:r>
-    </w:p>
-    <w:p>
-      <w:r>
-        <w:t>export const a = 'A';</w:t>
-      </w:r>
-    </w:p>
-    <w:p>
-      <w:r>
-        <w:t>console.log(b);</w:t>
-      </w:r>
+        <w:t xml:space="preserve">import </w:t>
+      </w:r>
+      <w:proofErr w:type="gramStart"/>
+      <w:r>
+        <w:t>{ b</w:t>
+      </w:r>
+      <w:proofErr w:type="gramEnd"/>
+      <w:r>
+        <w:t xml:space="preserve"> } from './b.js</w:t>
+      </w:r>
+      <w:proofErr w:type="gramStart"/>
+      <w:r>
+        <w:t>';</w:t>
+      </w:r>
+      <w:proofErr w:type="gramEnd"/>
+    </w:p>
+    <w:p>
+      <w:r>
+        <w:t>export const a = 'A</w:t>
+      </w:r>
+      <w:proofErr w:type="gramStart"/>
+      <w:r>
+        <w:t>';</w:t>
+      </w:r>
+      <w:proofErr w:type="gramEnd"/>
+    </w:p>
+    <w:p>
+      <w:r>
+        <w:t>console.log(b</w:t>
+      </w:r>
+      <w:proofErr w:type="gramStart"/>
+      <w:r>
+        <w:t>);</w:t>
+      </w:r>
+      <w:proofErr w:type="gramEnd"/>
     </w:p>
     <w:p>
       <w:r>
@@ -1093,18 +1356,41 @@
     </w:p>
     <w:p>
       <w:r>
-        <w:t>import { a } from './a.js';</w:t>
-      </w:r>
-    </w:p>
-    <w:p>
-      <w:r>
-        <w:t>export const b = 'B';</w:t>
-      </w:r>
-    </w:p>
-    <w:p>
-      <w:r>
-        <w:t>console.log(a);</w:t>
-      </w:r>
+        <w:t xml:space="preserve">import </w:t>
+      </w:r>
+      <w:proofErr w:type="gramStart"/>
+      <w:r>
+        <w:t>{ a</w:t>
+      </w:r>
+      <w:proofErr w:type="gramEnd"/>
+      <w:r>
+        <w:t xml:space="preserve"> } from './a.js</w:t>
+      </w:r>
+      <w:proofErr w:type="gramStart"/>
+      <w:r>
+        <w:t>';</w:t>
+      </w:r>
+      <w:proofErr w:type="gramEnd"/>
+    </w:p>
+    <w:p>
+      <w:r>
+        <w:t>export const b = 'B</w:t>
+      </w:r>
+      <w:proofErr w:type="gramStart"/>
+      <w:r>
+        <w:t>';</w:t>
+      </w:r>
+      <w:proofErr w:type="gramEnd"/>
+    </w:p>
+    <w:p>
+      <w:r>
+        <w:t>console.log(a</w:t>
+      </w:r>
+      <w:proofErr w:type="gramStart"/>
+      <w:r>
+        <w:t>);</w:t>
+      </w:r>
+      <w:proofErr w:type="gramEnd"/>
     </w:p>
     <w:p>
       <w:r>
@@ -1153,8 +1439,13 @@
           <w:numId w:val="7"/>
         </w:numPr>
       </w:pPr>
-      <w:r>
-        <w:t xml:space="preserve">So one of them will be </w:t>
+      <w:proofErr w:type="gramStart"/>
+      <w:r>
+        <w:t>So</w:t>
+      </w:r>
+      <w:proofErr w:type="gramEnd"/>
+      <w:r>
+        <w:t xml:space="preserve"> one of them will be </w:t>
       </w:r>
       <w:r>
         <w:rPr>
@@ -1214,7 +1505,15 @@
         </w:numPr>
       </w:pPr>
       <w:r>
-        <w:t xml:space="preserve">Avoid having modules depend on each other’s </w:t>
+        <w:t xml:space="preserve">Avoid having modules </w:t>
+      </w:r>
+      <w:proofErr w:type="gramStart"/>
+      <w:r>
+        <w:t>depend</w:t>
+      </w:r>
+      <w:proofErr w:type="gramEnd"/>
+      <w:r>
+        <w:t xml:space="preserve"> on each other’s </w:t>
       </w:r>
       <w:r>
         <w:rPr>
@@ -1230,7 +1529,7 @@
     <w:p>
       <w:r>
         <w:pict w14:anchorId="7B620FDC">
-          <v:rect id="_x0000_i1105" style="width:0;height:1.5pt" o:hralign="center" o:hrstd="t" o:hr="t" fillcolor="#a0a0a0" stroked="f"/>
+          <v:rect id="_x0000_i1033" style="width:0;height:1.5pt" o:hralign="center" o:hrstd="t" o:hr="t" fillcolor="#a0a0a0" stroked="f"/>
         </w:pict>
       </w:r>
     </w:p>
@@ -1274,77 +1573,326 @@
     </w:p>
     <w:p>
       <w:r>
-        <w:t>// src/utils/api.js</w:t>
-      </w:r>
-    </w:p>
-    <w:p>
-      <w:r>
-        <w:t>export const fetchData = async (url) =&gt; {</w:t>
+        <w:t xml:space="preserve">// </w:t>
+      </w:r>
+      <w:proofErr w:type="spellStart"/>
+      <w:r>
+        <w:t>src</w:t>
+      </w:r>
+      <w:proofErr w:type="spellEnd"/>
+      <w:r>
+        <w:t>/utils/api.js</w:t>
+      </w:r>
+    </w:p>
+    <w:p>
+      <w:r>
+        <w:t xml:space="preserve">export const </w:t>
+      </w:r>
+      <w:proofErr w:type="spellStart"/>
+      <w:r>
+        <w:t>fetchData</w:t>
+      </w:r>
+      <w:proofErr w:type="spellEnd"/>
+      <w:r>
+        <w:t xml:space="preserve"> = async (</w:t>
+      </w:r>
+      <w:proofErr w:type="spellStart"/>
+      <w:r>
+        <w:t>url</w:t>
+      </w:r>
+      <w:proofErr w:type="spellEnd"/>
+      <w:r>
+        <w:t>) =&gt; {</w:t>
       </w:r>
     </w:p>
     <w:p>
       <w:r>
         <w:lastRenderedPageBreak/>
-        <w:t xml:space="preserve">  const res = await fetch(url);</w:t>
-      </w:r>
-    </w:p>
-    <w:p>
-      <w:r>
-        <w:t xml:space="preserve">  return res.json();</w:t>
-      </w:r>
-    </w:p>
-    <w:p>
+        <w:t xml:space="preserve">  const </w:t>
+      </w:r>
+      <w:proofErr w:type="gramStart"/>
+      <w:r>
+        <w:t>res</w:t>
+      </w:r>
+      <w:proofErr w:type="gramEnd"/>
+      <w:r>
+        <w:t xml:space="preserve"> = await fetch(</w:t>
+      </w:r>
+      <w:proofErr w:type="spellStart"/>
+      <w:r>
+        <w:t>url</w:t>
+      </w:r>
+      <w:proofErr w:type="spellEnd"/>
+      <w:proofErr w:type="gramStart"/>
+      <w:r>
+        <w:t>);</w:t>
+      </w:r>
+      <w:proofErr w:type="gramEnd"/>
+    </w:p>
+    <w:p>
+      <w:r>
+        <w:t xml:space="preserve">  return </w:t>
+      </w:r>
+      <w:proofErr w:type="spellStart"/>
+      <w:proofErr w:type="gramStart"/>
+      <w:r>
+        <w:t>res.json</w:t>
+      </w:r>
+      <w:proofErr w:type="spellEnd"/>
+      <w:proofErr w:type="gramEnd"/>
+      <w:r>
+        <w:t>(</w:t>
+      </w:r>
+      <w:proofErr w:type="gramStart"/>
+      <w:r>
+        <w:t>);</w:t>
+      </w:r>
+      <w:proofErr w:type="gramEnd"/>
+    </w:p>
+    <w:p>
+      <w:proofErr w:type="gramStart"/>
       <w:r>
         <w:t>};</w:t>
       </w:r>
-    </w:p>
-    <w:p>
-      <w:r>
-        <w:t>// src/components/UserList.jsx</w:t>
-      </w:r>
-    </w:p>
-    <w:p>
-      <w:r>
-        <w:t>import { fetchData } from '../utils/api.js';</w:t>
-      </w:r>
-    </w:p>
-    <w:p>
-      <w:r>
-        <w:t>import { useEffect, useState } from 'react';</w:t>
-      </w:r>
+      <w:proofErr w:type="gramEnd"/>
+    </w:p>
+    <w:p>
+      <w:r>
+        <w:t xml:space="preserve">// </w:t>
+      </w:r>
+      <w:proofErr w:type="spellStart"/>
+      <w:r>
+        <w:t>src</w:t>
+      </w:r>
+      <w:proofErr w:type="spellEnd"/>
+      <w:r>
+        <w:t>/components/</w:t>
+      </w:r>
+      <w:proofErr w:type="spellStart"/>
+      <w:r>
+        <w:t>UserList.jsx</w:t>
+      </w:r>
+      <w:proofErr w:type="spellEnd"/>
+    </w:p>
+    <w:p>
+      <w:r>
+        <w:t xml:space="preserve">import </w:t>
+      </w:r>
+      <w:proofErr w:type="gramStart"/>
+      <w:r>
+        <w:t xml:space="preserve">{ </w:t>
+      </w:r>
+      <w:proofErr w:type="spellStart"/>
+      <w:r>
+        <w:t>fetchData</w:t>
+      </w:r>
+      <w:proofErr w:type="spellEnd"/>
+      <w:proofErr w:type="gramEnd"/>
+      <w:r>
+        <w:t xml:space="preserve"> } from '../utils/api.js</w:t>
+      </w:r>
+      <w:proofErr w:type="gramStart"/>
+      <w:r>
+        <w:t>';</w:t>
+      </w:r>
+      <w:proofErr w:type="gramEnd"/>
+    </w:p>
+    <w:p>
+      <w:r>
+        <w:t xml:space="preserve">import </w:t>
+      </w:r>
+      <w:proofErr w:type="gramStart"/>
+      <w:r>
+        <w:t xml:space="preserve">{ </w:t>
+      </w:r>
+      <w:proofErr w:type="spellStart"/>
+      <w:r>
+        <w:t>useEffect</w:t>
+      </w:r>
+      <w:proofErr w:type="spellEnd"/>
+      <w:proofErr w:type="gramEnd"/>
+      <w:r>
+        <w:t xml:space="preserve">, </w:t>
+      </w:r>
+      <w:proofErr w:type="spellStart"/>
+      <w:proofErr w:type="gramStart"/>
+      <w:r>
+        <w:t>useState</w:t>
+      </w:r>
+      <w:proofErr w:type="spellEnd"/>
+      <w:r>
+        <w:t xml:space="preserve"> }</w:t>
+      </w:r>
+      <w:proofErr w:type="gramEnd"/>
+      <w:r>
+        <w:t xml:space="preserve"> from 'react</w:t>
+      </w:r>
+      <w:proofErr w:type="gramStart"/>
+      <w:r>
+        <w:t>';</w:t>
+      </w:r>
+      <w:proofErr w:type="gramEnd"/>
     </w:p>
     <w:p/>
     <w:p>
       <w:r>
-        <w:t>export default function UserList() {</w:t>
-      </w:r>
-    </w:p>
-    <w:p>
-      <w:r>
-        <w:t xml:space="preserve">  const [users, setUsers] = useState([]);</w:t>
-      </w:r>
+        <w:t xml:space="preserve">export default function </w:t>
+      </w:r>
+      <w:proofErr w:type="spellStart"/>
+      <w:proofErr w:type="gramStart"/>
+      <w:r>
+        <w:t>UserList</w:t>
+      </w:r>
+      <w:proofErr w:type="spellEnd"/>
+      <w:r>
+        <w:t>(</w:t>
+      </w:r>
+      <w:proofErr w:type="gramEnd"/>
+      <w:r>
+        <w:t>) {</w:t>
+      </w:r>
+    </w:p>
+    <w:p>
+      <w:r>
+        <w:t xml:space="preserve">  const [users, </w:t>
+      </w:r>
+      <w:proofErr w:type="spellStart"/>
+      <w:r>
+        <w:t>setUsers</w:t>
+      </w:r>
+      <w:proofErr w:type="spellEnd"/>
+      <w:r>
+        <w:t xml:space="preserve">] = </w:t>
+      </w:r>
+      <w:proofErr w:type="spellStart"/>
+      <w:proofErr w:type="gramStart"/>
+      <w:r>
+        <w:t>useState</w:t>
+      </w:r>
+      <w:proofErr w:type="spellEnd"/>
+      <w:r>
+        <w:t>(</w:t>
+      </w:r>
+      <w:proofErr w:type="gramEnd"/>
+      <w:r>
+        <w:t>[]</w:t>
+      </w:r>
+      <w:proofErr w:type="gramStart"/>
+      <w:r>
+        <w:t>);</w:t>
+      </w:r>
+      <w:proofErr w:type="gramEnd"/>
     </w:p>
     <w:p/>
     <w:p>
       <w:r>
-        <w:t xml:space="preserve">  useEffect(() =&gt; {</w:t>
-      </w:r>
-    </w:p>
-    <w:p>
-      <w:r>
-        <w:t xml:space="preserve">    fetchData('/api/users').then(setUsers);</w:t>
-      </w:r>
-    </w:p>
-    <w:p>
-      <w:r>
-        <w:t xml:space="preserve">  }, []);</w:t>
-      </w:r>
+        <w:t xml:space="preserve">  </w:t>
+      </w:r>
+      <w:proofErr w:type="spellStart"/>
+      <w:proofErr w:type="gramStart"/>
+      <w:r>
+        <w:t>useEffect</w:t>
+      </w:r>
+      <w:proofErr w:type="spellEnd"/>
+      <w:r>
+        <w:t>(</w:t>
+      </w:r>
+      <w:proofErr w:type="gramEnd"/>
+      <w:r>
+        <w:t>() =&gt; {</w:t>
+      </w:r>
+    </w:p>
+    <w:p>
+      <w:r>
+        <w:t xml:space="preserve">    </w:t>
+      </w:r>
+      <w:proofErr w:type="spellStart"/>
+      <w:r>
+        <w:t>fetchData</w:t>
+      </w:r>
+      <w:proofErr w:type="spellEnd"/>
+      <w:r>
+        <w:t>('/</w:t>
+      </w:r>
+      <w:proofErr w:type="spellStart"/>
+      <w:r>
+        <w:t>api</w:t>
+      </w:r>
+      <w:proofErr w:type="spellEnd"/>
+      <w:r>
+        <w:t>/users'</w:t>
+      </w:r>
+      <w:proofErr w:type="gramStart"/>
+      <w:r>
+        <w:t>).then</w:t>
+      </w:r>
+      <w:proofErr w:type="gramEnd"/>
+      <w:r>
+        <w:t>(</w:t>
+      </w:r>
+      <w:proofErr w:type="spellStart"/>
+      <w:r>
+        <w:t>setUsers</w:t>
+      </w:r>
+      <w:proofErr w:type="spellEnd"/>
+      <w:proofErr w:type="gramStart"/>
+      <w:r>
+        <w:t>);</w:t>
+      </w:r>
+      <w:proofErr w:type="gramEnd"/>
+    </w:p>
+    <w:p>
+      <w:r>
+        <w:t xml:space="preserve">  }, []</w:t>
+      </w:r>
+      <w:proofErr w:type="gramStart"/>
+      <w:r>
+        <w:t>);</w:t>
+      </w:r>
+      <w:proofErr w:type="gramEnd"/>
     </w:p>
     <w:p/>
     <w:p>
       <w:r>
-        <w:t xml:space="preserve">  return &lt;ul&gt;{users.map(u =&gt; &lt;li key={u.id}&gt;{u.name}&lt;/li&gt;)}&lt;/ul&gt;;</w:t>
-      </w:r>
+        <w:t xml:space="preserve">  return &lt;ul</w:t>
+      </w:r>
+      <w:proofErr w:type="gramStart"/>
+      <w:r>
+        <w:t>&gt;{</w:t>
+      </w:r>
+      <w:proofErr w:type="spellStart"/>
+      <w:r>
+        <w:t>users.map</w:t>
+      </w:r>
+      <w:proofErr w:type="spellEnd"/>
+      <w:r>
+        <w:t>(</w:t>
+      </w:r>
+      <w:proofErr w:type="gramEnd"/>
+      <w:r>
+        <w:t>u =&gt; &lt;li key={u.id}&gt;{u.</w:t>
+      </w:r>
+      <w:proofErr w:type="gramStart"/>
+      <w:r>
+        <w:t>name}&lt;</w:t>
+      </w:r>
+      <w:proofErr w:type="gramEnd"/>
+      <w:r>
+        <w:t>/li&gt;</w:t>
+      </w:r>
+      <w:proofErr w:type="gramStart"/>
+      <w:r>
+        <w:t>)}&lt;</w:t>
+      </w:r>
+      <w:proofErr w:type="gramEnd"/>
+      <w:r>
+        <w:t>/ul</w:t>
+      </w:r>
+      <w:proofErr w:type="gramStart"/>
+      <w:r>
+        <w:t>&gt;;</w:t>
+      </w:r>
+      <w:proofErr w:type="gramEnd"/>
     </w:p>
     <w:p>
       <w:r>
@@ -1371,7 +1919,15 @@
         <w:t>✅</w:t>
       </w:r>
       <w:r>
-        <w:t xml:space="preserve"> UserList.jsx → imports and uses it</w:t>
+        <w:t xml:space="preserve"> </w:t>
+      </w:r>
+      <w:proofErr w:type="spellStart"/>
+      <w:r>
+        <w:t>UserList.jsx</w:t>
+      </w:r>
+      <w:proofErr w:type="spellEnd"/>
+      <w:r>
+        <w:t xml:space="preserve"> → imports and uses it</w:t>
       </w:r>
       <w:r>
         <w:br/>
@@ -1383,13 +1939,26 @@
         <w:t>✅</w:t>
       </w:r>
       <w:r>
-        <w:t xml:space="preserve"> Code stays clean, isolated, and tree-shakeable.</w:t>
+        <w:t xml:space="preserve"> Code stays clean, isolated, and </w:t>
+      </w:r>
+      <w:proofErr w:type="gramStart"/>
+      <w:r>
+        <w:t>tree-</w:t>
+      </w:r>
+      <w:proofErr w:type="spellStart"/>
+      <w:r>
+        <w:t>shakeable</w:t>
+      </w:r>
+      <w:proofErr w:type="spellEnd"/>
+      <w:proofErr w:type="gramEnd"/>
+      <w:r>
+        <w:t>.</w:t>
       </w:r>
     </w:p>
     <w:p>
       <w:r>
         <w:pict w14:anchorId="7C076A26">
-          <v:rect id="_x0000_i1106" style="width:0;height:1.5pt" o:hralign="center" o:hrstd="t" o:hr="t" fillcolor="#a0a0a0" stroked="f"/>
+          <v:rect id="_x0000_i1034" style="width:0;height:1.5pt" o:hralign="center" o:hrstd="t" o:hr="t" fillcolor="#a0a0a0" stroked="f"/>
         </w:pict>
       </w:r>
     </w:p>
@@ -1443,11 +2012,34 @@
           <w:b/>
           <w:bCs/>
         </w:rPr>
-        <w:t>Node.js (CommonJS)</w:t>
-      </w:r>
-      <w:r>
-        <w:t xml:space="preserve"> → require, module.exports</w:t>
-      </w:r>
+        <w:t>Node.js (</w:t>
+      </w:r>
+      <w:proofErr w:type="spellStart"/>
+      <w:r>
+        <w:rPr>
+          <w:b/>
+          <w:bCs/>
+        </w:rPr>
+        <w:t>CommonJS</w:t>
+      </w:r>
+      <w:proofErr w:type="spellEnd"/>
+      <w:r>
+        <w:rPr>
+          <w:b/>
+          <w:bCs/>
+        </w:rPr>
+        <w:t>)</w:t>
+      </w:r>
+      <w:r>
+        <w:t xml:space="preserve"> → require, </w:t>
+      </w:r>
+      <w:proofErr w:type="spellStart"/>
+      <w:proofErr w:type="gramStart"/>
+      <w:r>
+        <w:t>module.exports</w:t>
+      </w:r>
+      <w:proofErr w:type="spellEnd"/>
+      <w:proofErr w:type="gramEnd"/>
     </w:p>
     <w:p>
       <w:pPr>
@@ -1469,7 +2061,17 @@
     </w:p>
     <w:p>
       <w:r>
-        <w:t>In Node 18+ or with "type": "module" in package.json,</w:t>
+        <w:t xml:space="preserve">In Node 18+ or with "type": "module" in </w:t>
+      </w:r>
+      <w:proofErr w:type="spellStart"/>
+      <w:proofErr w:type="gramStart"/>
+      <w:r>
+        <w:t>package.json</w:t>
+      </w:r>
+      <w:proofErr w:type="spellEnd"/>
+      <w:proofErr w:type="gramEnd"/>
+      <w:r>
+        <w:t>,</w:t>
       </w:r>
       <w:r>
         <w:br/>
@@ -1479,7 +2081,7 @@
     <w:p>
       <w:r>
         <w:pict w14:anchorId="43801E21">
-          <v:rect id="_x0000_i1107" style="width:0;height:1.5pt" o:hralign="center" o:hrstd="t" o:hr="t" fillcolor="#a0a0a0" stroked="f"/>
+          <v:rect id="_x0000_i1035" style="width:0;height:1.5pt" o:hralign="center" o:hrstd="t" o:hr="t" fillcolor="#a0a0a0" stroked="f"/>
         </w:pict>
       </w:r>
     </w:p>
@@ -1673,8 +2275,13 @@
           </w:tcPr>
           <w:p>
             <w:r>
-              <w:t>export default fn</w:t>
+              <w:t xml:space="preserve">export default </w:t>
             </w:r>
+            <w:proofErr w:type="spellStart"/>
+            <w:r>
+              <w:t>fn</w:t>
+            </w:r>
+            <w:proofErr w:type="spellEnd"/>
           </w:p>
         </w:tc>
       </w:tr>
@@ -1714,7 +2321,23 @@
           </w:tcPr>
           <w:p>
             <w:r>
-              <w:t>import { x } from './file'</w:t>
+              <w:t xml:space="preserve">import </w:t>
+            </w:r>
+            <w:proofErr w:type="gramStart"/>
+            <w:r>
+              <w:t>{ x</w:t>
+            </w:r>
+            <w:proofErr w:type="gramEnd"/>
+            <w:r>
+              <w:t xml:space="preserve"> } from </w:t>
+            </w:r>
+            <w:proofErr w:type="gramStart"/>
+            <w:r>
+              <w:t>'./</w:t>
+            </w:r>
+            <w:proofErr w:type="gramEnd"/>
+            <w:r>
+              <w:t>file'</w:t>
             </w:r>
           </w:p>
         </w:tc>
@@ -1811,7 +2434,7 @@
     <w:p>
       <w:r>
         <w:pict w14:anchorId="2510A83D">
-          <v:rect id="_x0000_i1108" style="width:0;height:1.5pt" o:hralign="center" o:hrstd="t" o:hr="t" fillcolor="#a0a0a0" stroked="f"/>
+          <v:rect id="_x0000_i1036" style="width:0;height:1.5pt" o:hralign="center" o:hrstd="t" o:hr="t" fillcolor="#a0a0a0" stroked="f"/>
         </w:pict>
       </w:r>
     </w:p>
@@ -4066,6 +4689,7 @@
   <w:style w:type="character" w:default="1" w:styleId="DefaultParagraphFont">
     <w:name w:val="Default Paragraph Font"/>
     <w:uiPriority w:val="1"/>
+    <w:semiHidden/>
     <w:unhideWhenUsed/>
   </w:style>
   <w:style w:type="table" w:default="1" w:styleId="TableNormal">
